--- a/word_reports/LP_0038_위치_342_Various Artists_Golden To.docx
+++ b/word_reports/LP_0038_위치_342_Various Artists_Golden To.docx
@@ -4,7 +4,7 @@
   <w:body>
     <w:p>
       <w:pPr>
-        <w:spacing w:after="280"/>
+        <w:spacing w:after="80"/>
       </w:pPr>
       <w:r>
         <w:rPr w:rFonts="맑은 고딕">
@@ -13,94 +13,47 @@
           <w:color w:val="1E3A8A"/>
           <w:sz w:val="30"/>
         </w:rPr>
-        <w:t>[342] Various Artists - Golden Top Hits - One Way Ticket</w:t>
+        <w:t>Various Artists - Golden Top Hits - One Way Ticket</w:t>
       </w:r>
     </w:p>
     <w:p>
       <w:pPr>
-        <w:spacing w:after="320"/>
+        <w:spacing w:after="240"/>
       </w:pPr>
       <w:r>
         <w:rPr w:rFonts="맑은 고딕">
           <w:rFonts w:ascii="맑은 고딕" w:hAnsi="맑은 고딕" w:eastAsia="맑은 고딕"/>
           <w:b/>
-          <w:sz w:val="20"/>
+          <w:color w:val="4B5563"/>
+          <w:sz w:val="22"/>
         </w:rPr>
-        <w:t>■ 위치 : 342</w:t>
-        <w:br/>
-      </w:r>
-      <w:r>
-        <w:rPr w:rFonts="맑은 고딕">
-          <w:rFonts w:ascii="맑은 고딕" w:hAnsi="맑은 고딕" w:eastAsia="맑은 고딕"/>
-          <w:b/>
-          <w:sz w:val="20"/>
-        </w:rPr>
-        <w:t>■ 아티스트 : Various Artists</w:t>
-        <w:br/>
-      </w:r>
-      <w:r>
-        <w:rPr w:rFonts="맑은 고딕">
-          <w:rFonts w:ascii="맑은 고딕" w:hAnsi="맑은 고딕" w:eastAsia="맑은 고딕"/>
-          <w:b/>
-          <w:sz w:val="20"/>
-        </w:rPr>
-        <w:t>■ 앨범명 : Golden Top Hits - One Way Ticket</w:t>
-        <w:br/>
-      </w:r>
-      <w:r>
-        <w:rPr w:rFonts="맑은 고딕">
-          <w:rFonts w:ascii="맑은 고딕" w:hAnsi="맑은 고딕" w:eastAsia="맑은 고딕"/>
-          <w:b w:val="0"/>
-          <w:sz w:val="20"/>
-        </w:rPr>
-        <w:t>■ 음반 레이블 : 오아시스 레코드 (Oasis Record Co.)</w:t>
-        <w:br/>
-      </w:r>
-      <w:r>
-        <w:rPr w:rFonts="맑은 고딕">
-          <w:rFonts w:ascii="맑은 고딕" w:hAnsi="맑은 고딕" w:eastAsia="맑은 고딕"/>
-          <w:b w:val="0"/>
-          <w:sz w:val="20"/>
-        </w:rPr>
-        <w:t>■ 발매년도 : 1979</w:t>
-        <w:br/>
-      </w:r>
-      <w:r>
-        <w:rPr w:rFonts="맑은 고딕">
-          <w:rFonts w:ascii="맑은 고딕" w:hAnsi="맑은 고딕" w:eastAsia="맑은 고딕"/>
-          <w:b w:val="0"/>
-          <w:sz w:val="20"/>
-        </w:rPr>
-        <w:t>■ 장르 : 디스코, 팝 (Disco, Pop)</w:t>
-        <w:br/>
-      </w:r>
-      <w:r>
-        <w:rPr w:rFonts="맑은 고딕">
-          <w:rFonts w:ascii="맑은 고딕" w:hAnsi="맑은 고딕" w:eastAsia="맑은 고딕"/>
-          <w:b w:val="0"/>
-          <w:sz w:val="20"/>
-        </w:rPr>
-        <w:t>■ 주요 수록곡 : 1. Eruption - One Way Ticket</w:t>
-        <w:br/>
+        <w:t>위치 :  342</w:t>
       </w:r>
     </w:p>
     <w:p>
       <w:pPr>
-        <w:spacing w:after="160"/>
+        <w:spacing w:line="324" w:lineRule="auto" w:before="80" w:after="160"/>
       </w:pPr>
       <w:r>
         <w:rPr w:rFonts="맑은 고딕">
           <w:rFonts w:ascii="맑은 고딕" w:hAnsi="맑은 고딕" w:eastAsia="맑은 고딕"/>
           <w:b/>
           <w:color w:val="1F2937"/>
-          <w:sz w:val="24"/>
+          <w:sz w:val="22"/>
         </w:rPr>
-        <w:t>■ 음반 해설 및 감상 가이드</w:t>
+        <w:t xml:space="preserve">[음반 소개] </w:t>
+      </w:r>
+      <w:r>
+        <w:rPr w:rFonts="맑은 고딕">
+          <w:rFonts w:ascii="맑은 고딕" w:hAnsi="맑은 고딕" w:eastAsia="맑은 고딕"/>
+          <w:b w:val="0"/>
+          <w:sz w:val="21"/>
+        </w:rPr>
       </w:r>
     </w:p>
     <w:p>
       <w:pPr>
-        <w:spacing w:line="312" w:lineRule="auto" w:after="120"/>
+        <w:spacing w:line="324" w:lineRule="auto" w:after="120"/>
       </w:pPr>
       <w:r>
         <w:rPr w:rFonts="맑은 고딕">
@@ -108,38 +61,516 @@
           <w:b w:val="0"/>
           <w:sz w:val="21"/>
         </w:rPr>
-        <w:t>1970년대 후반은 세계 대중음악사가 디스코(Disco)라는 열정적인 리듬으로 거대하게 요동치던 찬란한 황금기였습니다. 앨범 《Golden Top Hits - One Way Ticket》은 당대 전 세계 음원 차트와 댄스플로어를 지배했던 최정상급 팝과 디스코 명곡들을 엄선하여 담아낸 정통 옴니버스 컴필레이션 음반입니다. 특히 타이틀곡인 이럽션(Eruption)의 'One Way Ticket'은 1959년 닐 세다카(Neil Sedaka)의 원곡을 역동적이고 신비로운 ユーロ 디스코 사운드로 재해석하여 국내외에서 폭발적인 사랑을 받았으며, 본 음반은 그 시대의 뜨거운 음악적 열기를 가장 상징적으로 압축하고 있습니다.</w:t>
+        <w:t>1970년대 후반과 80년대 초, 화려한 디스코의 물결과 서정적인 팝 선율이 교차하던 찬란한 황금기의 정취를 고스란히 담아낸 기념비적인 옴니버스 음반입니다. 전 세계를 뒤흔든 이럽션(Eruption)의 불후의 명곡 'One Way Ticket'을 필두로, 시대를 풍미했던 당대 톱 히트곡들이 아날로그 그루브 속에 유려하게 흐릅니다. 낡은 턴테이블의 바늘이 미끄러질 때마다 피어오르는 그 시절의 낭만과 고동은 반세기가 흐른 오늘날에도 가슴 뭉클한 전율로 다가옵니다. 음악이 삶의 가장 순수한 위안이자 탈출구였던 시대의 찬란한 유산을 품격 있게 증언하는 소중한 바이닐입니다.</w:t>
       </w:r>
     </w:p>
     <w:p>
       <w:pPr>
-        <w:spacing w:line="312" w:lineRule="auto" w:after="120"/>
+        <w:spacing w:line="324" w:lineRule="auto" w:before="200" w:after="80"/>
       </w:pPr>
+      <w:r>
+        <w:rPr w:rFonts="맑은 고딕">
+          <w:rFonts w:ascii="맑은 고딕" w:hAnsi="맑은 고딕" w:eastAsia="맑은 고딕"/>
+          <w:b/>
+          <w:color w:val="1E3A8A"/>
+          <w:sz w:val="24"/>
+        </w:rPr>
+        <w:t>1. 음반 데이터</w:t>
+      </w:r>
+    </w:p>
+    <w:p>
+      <w:pPr>
+        <w:spacing w:line="324" w:lineRule="auto" w:after="80"/>
+      </w:pPr>
+      <w:r>
+        <w:rPr w:rFonts="맑은 고딕">
+          <w:rFonts w:ascii="맑은 고딕" w:hAnsi="맑은 고딕" w:eastAsia="맑은 고딕"/>
+          <w:b w:val="0"/>
+          <w:color w:val="6B7280"/>
+          <w:sz w:val="21"/>
+        </w:rPr>
+        <w:t xml:space="preserve">· </w:t>
+      </w:r>
+      <w:r>
+        <w:rPr w:rFonts="맑은 고딕">
+          <w:rFonts w:ascii="맑은 고딕" w:hAnsi="맑은 고딕" w:eastAsia="맑은 고딕"/>
+          <w:b/>
+          <w:color w:val="1F2937"/>
+          <w:sz w:val="21"/>
+        </w:rPr>
+        <w:t xml:space="preserve">앨범명: </w:t>
+      </w:r>
       <w:r>
         <w:rPr w:rFonts="맑은 고딕">
           <w:rFonts w:ascii="맑은 고딕" w:hAnsi="맑은 고딕" w:eastAsia="맑은 고딕"/>
           <w:b w:val="0"/>
           <w:sz w:val="21"/>
         </w:rPr>
-        <w:t>음악적 구성 면에서 이 음반은 강렬하고 정교한 베이스라인과 4비트 리듬, 그리고 화려한 브라스 섹션이 완벽한 조화를 이룹니다. 타이틀곡 'One Way Ticket'에서 들려오는 독창적인 신디사이저 오프닝과 폭발적인 보컬 세션은 단숨에 청자를 사로잡으며, 도나 서머(Donna Summer)나 아미 스튜어트(Amii Stewart) 등 당대 디스코 디바들의 강렬한 가창력은 음반 전체에 생동감 넘치는 에너지를 불어넣습니다. 세련된 편곡과 멜로디컬한 구성은 단순한 댄스 음악을 넘어 70년대 후반 스튜디오 프로덕션 기술의 정점을 보여줍니다.</w:t>
+        <w:t>Golden Top Hits - One Way Ticket</w:t>
       </w:r>
     </w:p>
     <w:p>
       <w:pPr>
-        <w:spacing w:line="312" w:lineRule="auto" w:after="120"/>
+        <w:spacing w:line="324" w:lineRule="auto" w:after="80"/>
       </w:pPr>
+      <w:r>
+        <w:rPr w:rFonts="맑은 고딕">
+          <w:rFonts w:ascii="맑은 고딕" w:hAnsi="맑은 고딕" w:eastAsia="맑은 고딕"/>
+          <w:b w:val="0"/>
+          <w:color w:val="6B7280"/>
+          <w:sz w:val="21"/>
+        </w:rPr>
+        <w:t xml:space="preserve">· </w:t>
+      </w:r>
+      <w:r>
+        <w:rPr w:rFonts="맑은 고딕">
+          <w:rFonts w:ascii="맑은 고딕" w:hAnsi="맑은 고딕" w:eastAsia="맑은 고딕"/>
+          <w:b/>
+          <w:color w:val="1F2937"/>
+          <w:sz w:val="21"/>
+        </w:rPr>
+        <w:t xml:space="preserve">아티스트: </w:t>
+      </w:r>
       <w:r>
         <w:rPr w:rFonts="맑은 고딕">
           <w:rFonts w:ascii="맑은 고딕" w:hAnsi="맑은 고딕" w:eastAsia="맑은 고딕"/>
           <w:b w:val="0"/>
           <w:sz w:val="21"/>
         </w:rPr>
-        <w:t>LP 아날로그 포맷으로 감상하는 이 음반은 디지털 음원에서는 느낄 수 없는 깊고 묵직한 저음역대의 울림과 따뜻한 질감을 선사합니다. 턴테이블 바늘이 홈을 따라가며 분출하는 미세한 진동은 화려했던 70년대 롤러스케이트장과 디스코텍의 아련한 추억을 불러일으키며, 듣는 이로 하여금 시대를 관통하는 청각적 유희를 경험하게 합니다. 대중성과 음악성을 동시에 확보한 수작들이 촘촘히 배치된 이 앨범은 팝 음악의 황금기를 소장하고자 하는 LP 컬렉터들에게 변함없는 가치를 전해주는 매력적인 음반입니다.</w:t>
+        <w:t>Various Artists</w:t>
+      </w:r>
+    </w:p>
+    <w:p>
+      <w:pPr>
+        <w:spacing w:line="324" w:lineRule="auto" w:after="80"/>
+      </w:pPr>
+      <w:r>
+        <w:rPr w:rFonts="맑은 고딕">
+          <w:rFonts w:ascii="맑은 고딕" w:hAnsi="맑은 고딕" w:eastAsia="맑은 고딕"/>
+          <w:b w:val="0"/>
+          <w:color w:val="6B7280"/>
+          <w:sz w:val="21"/>
+        </w:rPr>
+        <w:t xml:space="preserve">· </w:t>
+      </w:r>
+      <w:r>
+        <w:rPr w:rFonts="맑은 고딕">
+          <w:rFonts w:ascii="맑은 고딕" w:hAnsi="맑은 고딕" w:eastAsia="맑은 고딕"/>
+          <w:b/>
+          <w:color w:val="1F2937"/>
+          <w:sz w:val="21"/>
+        </w:rPr>
+        <w:t xml:space="preserve">발매 정보: </w:t>
+      </w:r>
+      <w:r>
+        <w:rPr w:rFonts="맑은 고딕">
+          <w:rFonts w:ascii="맑은 고딕" w:hAnsi="맑은 고딕" w:eastAsia="맑은 고딕"/>
+          <w:b w:val="0"/>
+          <w:sz w:val="21"/>
+        </w:rPr>
+        <w:t>1970년대 후반에서 1980년대 초반, 전 세계 음악 차트를 석권하던 유로 디스코와 영미권 탑차트 명곡들을 엄선하여 음악 애호가들을 위해 기획·발매된 정통 히트 컴필레이션 앨범입니다.</w:t>
+      </w:r>
+    </w:p>
+    <w:p>
+      <w:pPr>
+        <w:spacing w:line="324" w:lineRule="auto" w:after="80"/>
+      </w:pPr>
+      <w:r>
+        <w:rPr w:rFonts="맑은 고딕">
+          <w:rFonts w:ascii="맑은 고딕" w:hAnsi="맑은 고딕" w:eastAsia="맑은 고딕"/>
+          <w:b w:val="0"/>
+          <w:color w:val="6B7280"/>
+          <w:sz w:val="21"/>
+        </w:rPr>
+        <w:t xml:space="preserve">· </w:t>
+      </w:r>
+      <w:r>
+        <w:rPr w:rFonts="맑은 고딕">
+          <w:rFonts w:ascii="맑은 고딕" w:hAnsi="맑은 고딕" w:eastAsia="맑은 고딕"/>
+          <w:b/>
+          <w:color w:val="1F2937"/>
+          <w:sz w:val="21"/>
+        </w:rPr>
+        <w:t xml:space="preserve">LP 인기도(판매량): </w:t>
+      </w:r>
+      <w:r>
+        <w:rPr w:rFonts="맑은 고딕">
+          <w:rFonts w:ascii="맑은 고딕" w:hAnsi="맑은 고딕" w:eastAsia="맑은 고딕"/>
+          <w:b w:val="0"/>
+          <w:sz w:val="21"/>
+        </w:rPr>
+        <w:t>타이틀 트랙 'One Way Ticket'의 메가 히트와 함께 발매 당시 국내외 라이선스 및 편집 음반 시장에서 폭발적인 판매고를 기록하며 대중음악 감상실과 라디오 신청곡의 단골 레퍼토리로 군림했습니다.</w:t>
+      </w:r>
+    </w:p>
+    <w:p>
+      <w:pPr>
+        <w:spacing w:line="324" w:lineRule="auto" w:after="80"/>
+      </w:pPr>
+      <w:r>
+        <w:rPr w:rFonts="맑은 고딕">
+          <w:rFonts w:ascii="맑은 고딕" w:hAnsi="맑은 고딕" w:eastAsia="맑은 고딕"/>
+          <w:b w:val="0"/>
+          <w:color w:val="6B7280"/>
+          <w:sz w:val="21"/>
+        </w:rPr>
+        <w:t xml:space="preserve">· </w:t>
+      </w:r>
+      <w:r>
+        <w:rPr w:rFonts="맑은 고딕">
+          <w:rFonts w:ascii="맑은 고딕" w:hAnsi="맑은 고딕" w:eastAsia="맑은 고딕"/>
+          <w:b/>
+          <w:color w:val="1F2937"/>
+          <w:sz w:val="21"/>
+        </w:rPr>
+        <w:t xml:space="preserve">각종 수상경력: </w:t>
+      </w:r>
+      <w:r>
+        <w:rPr w:rFonts="맑은 고딕">
+          <w:rFonts w:ascii="맑은 고딕" w:hAnsi="맑은 고딕" w:eastAsia="맑은 고딕"/>
+          <w:b w:val="0"/>
+          <w:sz w:val="21"/>
+        </w:rPr>
+        <w:t>수록곡 다수가 빌보드 핫 100 및 영국 UK 싱글 차트 최상위권에 오르고 골드 및 플래티넘 인증을 획득했던 검증된 마스터피스들로, 당대 팝 씬의 최고 권위를 증명하는 트랙들로 구성되었습니다.</w:t>
+      </w:r>
+    </w:p>
+    <w:p>
+      <w:pPr>
+        <w:spacing w:line="324" w:lineRule="auto" w:before="200" w:after="80"/>
+      </w:pPr>
+      <w:r>
+        <w:rPr w:rFonts="맑은 고딕">
+          <w:rFonts w:ascii="맑은 고딕" w:hAnsi="맑은 고딕" w:eastAsia="맑은 고딕"/>
+          <w:b/>
+          <w:color w:val="1E3A8A"/>
+          <w:sz w:val="24"/>
+        </w:rPr>
+        <w:t>2. 아티스트 정보</w:t>
+      </w:r>
+    </w:p>
+    <w:p>
+      <w:pPr>
+        <w:spacing w:line="324" w:lineRule="auto" w:after="80"/>
+      </w:pPr>
+      <w:r>
+        <w:rPr w:rFonts="맑은 고딕">
+          <w:rFonts w:ascii="맑은 고딕" w:hAnsi="맑은 고딕" w:eastAsia="맑은 고딕"/>
+          <w:b w:val="0"/>
+          <w:color w:val="6B7280"/>
+          <w:sz w:val="21"/>
+        </w:rPr>
+        <w:t xml:space="preserve">· </w:t>
+      </w:r>
+      <w:r>
+        <w:rPr w:rFonts="맑은 고딕">
+          <w:rFonts w:ascii="맑은 고딕" w:hAnsi="맑은 고딕" w:eastAsia="맑은 고딕"/>
+          <w:b/>
+          <w:color w:val="1F2937"/>
+          <w:sz w:val="21"/>
+        </w:rPr>
+        <w:t xml:space="preserve">국적: </w:t>
+      </w:r>
+      <w:r>
+        <w:rPr w:rFonts="맑은 고딕">
+          <w:rFonts w:ascii="맑은 고딕" w:hAnsi="맑은 고딕" w:eastAsia="맑은 고딕"/>
+          <w:b w:val="0"/>
+          <w:sz w:val="21"/>
+        </w:rPr>
+        <w:t>다국적 (영국, 미국, 유럽 등)</w:t>
+      </w:r>
+    </w:p>
+    <w:p>
+      <w:pPr>
+        <w:spacing w:line="324" w:lineRule="auto" w:after="80"/>
+      </w:pPr>
+      <w:r>
+        <w:rPr w:rFonts="맑은 고딕">
+          <w:rFonts w:ascii="맑은 고딕" w:hAnsi="맑은 고딕" w:eastAsia="맑은 고딕"/>
+          <w:b w:val="0"/>
+          <w:color w:val="6B7280"/>
+          <w:sz w:val="21"/>
+        </w:rPr>
+        <w:t xml:space="preserve">· </w:t>
+      </w:r>
+      <w:r>
+        <w:rPr w:rFonts="맑은 고딕">
+          <w:rFonts w:ascii="맑은 고딕" w:hAnsi="맑은 고딕" w:eastAsia="맑은 고딕"/>
+          <w:b/>
+          <w:color w:val="1F2937"/>
+          <w:sz w:val="21"/>
+        </w:rPr>
+        <w:t xml:space="preserve">생몰년도: </w:t>
+      </w:r>
+      <w:r>
+        <w:rPr w:rFonts="맑은 고딕">
+          <w:rFonts w:ascii="맑은 고딕" w:hAnsi="맑은 고딕" w:eastAsia="맑은 고딕"/>
+          <w:b w:val="0"/>
+          <w:sz w:val="21"/>
+        </w:rPr>
+        <w:t>1970년대~1980년대 (수록 아티스트 전성기 기준)</w:t>
+      </w:r>
+    </w:p>
+    <w:p>
+      <w:pPr>
+        <w:spacing w:line="324" w:lineRule="auto" w:after="80"/>
+      </w:pPr>
+      <w:r>
+        <w:rPr w:rFonts="맑은 고딕">
+          <w:rFonts w:ascii="맑은 고딕" w:hAnsi="맑은 고딕" w:eastAsia="맑은 고딕"/>
+          <w:b w:val="0"/>
+          <w:color w:val="6B7280"/>
+          <w:sz w:val="21"/>
+        </w:rPr>
+        <w:t xml:space="preserve">· </w:t>
+      </w:r>
+      <w:r>
+        <w:rPr w:rFonts="맑은 고딕">
+          <w:rFonts w:ascii="맑은 고딕" w:hAnsi="맑은 고딕" w:eastAsia="맑은 고딕"/>
+          <w:b/>
+          <w:color w:val="1F2937"/>
+          <w:sz w:val="21"/>
+        </w:rPr>
+        <w:t xml:space="preserve">그룹 소속: </w:t>
+      </w:r>
+      <w:r>
+        <w:rPr w:rFonts="맑은 고딕">
+          <w:rFonts w:ascii="맑은 고딕" w:hAnsi="맑은 고딕" w:eastAsia="맑은 고딕"/>
+          <w:b w:val="0"/>
+          <w:sz w:val="21"/>
+        </w:rPr>
+        <w:t>옴니버스 (솔로 및 그룹 다수 참여)</w:t>
+      </w:r>
+    </w:p>
+    <w:p>
+      <w:pPr>
+        <w:spacing w:line="324" w:lineRule="auto" w:after="80"/>
+      </w:pPr>
+      <w:r>
+        <w:rPr w:rFonts="맑은 고딕">
+          <w:rFonts w:ascii="맑은 고딕" w:hAnsi="맑은 고딕" w:eastAsia="맑은 고딕"/>
+          <w:b w:val="0"/>
+          <w:color w:val="6B7280"/>
+          <w:sz w:val="21"/>
+        </w:rPr>
+        <w:t xml:space="preserve">· </w:t>
+      </w:r>
+      <w:r>
+        <w:rPr w:rFonts="맑은 고딕">
+          <w:rFonts w:ascii="맑은 고딕" w:hAnsi="맑은 고딕" w:eastAsia="맑은 고딕"/>
+          <w:b/>
+          <w:color w:val="1F2937"/>
+          <w:sz w:val="21"/>
+        </w:rPr>
+        <w:t xml:space="preserve">아티스트 소개: </w:t>
+      </w:r>
+      <w:r>
+        <w:rPr w:rFonts="맑은 고딕">
+          <w:rFonts w:ascii="맑은 고딕" w:hAnsi="맑은 고딕" w:eastAsia="맑은 고딕"/>
+          <w:b w:val="0"/>
+          <w:sz w:val="21"/>
+        </w:rPr>
+        <w:t>유로 디스코의 전설 이럽션(Eruption)을 비롯하여 당대 글로벌 팝 씬을 주도하던 정상급 음악가들이 대거 포진해 있습니다. 흑인 영가적 소울의 폭발력과 정교한 신시사이저 사운드, 감각적인 멜로디 메이킹으로 팝 음악의 황금기를 이룩한 거장들의 다채로운 음악적 스펙트럼을 한자리에서 만끽할 수 있습니다.</w:t>
+      </w:r>
+    </w:p>
+    <w:p>
+      <w:pPr>
+        <w:spacing w:line="324" w:lineRule="auto" w:before="200" w:after="80"/>
+      </w:pPr>
+      <w:r>
+        <w:rPr w:rFonts="맑은 고딕">
+          <w:rFonts w:ascii="맑은 고딕" w:hAnsi="맑은 고딕" w:eastAsia="맑은 고딕"/>
+          <w:b/>
+          <w:color w:val="1E3A8A"/>
+          <w:sz w:val="24"/>
+        </w:rPr>
+        <w:t>3. 음반 상세 분석</w:t>
+      </w:r>
+    </w:p>
+    <w:p>
+      <w:pPr>
+        <w:spacing w:line="324" w:lineRule="auto" w:after="80"/>
+      </w:pPr>
+      <w:r>
+        <w:rPr w:rFonts="맑은 고딕">
+          <w:rFonts w:ascii="맑은 고딕" w:hAnsi="맑은 고딕" w:eastAsia="맑은 고딕"/>
+          <w:b w:val="0"/>
+          <w:color w:val="6B7280"/>
+          <w:sz w:val="21"/>
+        </w:rPr>
+        <w:t xml:space="preserve">· </w:t>
+      </w:r>
+      <w:r>
+        <w:rPr w:rFonts="맑은 고딕">
+          <w:rFonts w:ascii="맑은 고딕" w:hAnsi="맑은 고딕" w:eastAsia="맑은 고딕"/>
+          <w:b/>
+          <w:color w:val="1F2937"/>
+          <w:sz w:val="21"/>
+        </w:rPr>
+        <w:t xml:space="preserve">역사적 위치: </w:t>
+      </w:r>
+      <w:r>
+        <w:rPr w:rFonts="맑은 고딕">
+          <w:rFonts w:ascii="맑은 고딕" w:hAnsi="맑은 고딕" w:eastAsia="맑은 고딕"/>
+          <w:b w:val="0"/>
+          <w:sz w:val="21"/>
+        </w:rPr>
+        <w:t>단일 아티스트 앨범을 넘어서, 디스코와 팝이 융합하며 현대 대중음악의 전형을 정립하던 전환기 대중문화를 가장 밀도 있게 포착해 낸 사료적 가치를 지닙니다.</w:t>
+      </w:r>
+    </w:p>
+    <w:p>
+      <w:pPr>
+        <w:spacing w:line="324" w:lineRule="auto" w:after="80"/>
+      </w:pPr>
+      <w:r>
+        <w:rPr w:rFonts="맑은 고딕">
+          <w:rFonts w:ascii="맑은 고딕" w:hAnsi="맑은 고딕" w:eastAsia="맑은 고딕"/>
+          <w:b w:val="0"/>
+          <w:color w:val="6B7280"/>
+          <w:sz w:val="21"/>
+        </w:rPr>
+        <w:t xml:space="preserve">· </w:t>
+      </w:r>
+      <w:r>
+        <w:rPr w:rFonts="맑은 고딕">
+          <w:rFonts w:ascii="맑은 고딕" w:hAnsi="맑은 고딕" w:eastAsia="맑은 고딕"/>
+          <w:b/>
+          <w:color w:val="1F2937"/>
+          <w:sz w:val="21"/>
+        </w:rPr>
+        <w:t xml:space="preserve">시대의 흔적(스토리텔링): </w:t>
+      </w:r>
+      <w:r>
+        <w:rPr w:rFonts="맑은 고딕">
+          <w:rFonts w:ascii="맑은 고딕" w:hAnsi="맑은 고딕" w:eastAsia="맑은 고딕"/>
+          <w:b w:val="0"/>
+          <w:sz w:val="21"/>
+        </w:rPr>
+        <w:t>명동과 종로의 음악다방, 청춘들이 모여들던 롤러스케이트장과 심야 라디오 프로그램의 시그널처럼 울려 퍼지던 선율들이 빼곡합니다. 치열하고 분주했던 시대적 공기 속에서도 턴테이블 위에서만큼은 자유와 낭만을 꿈꾸었던 한국 청년 문화의 풋풋한 숨결과 추억이 진하게 묻어납니다.</w:t>
+      </w:r>
+    </w:p>
+    <w:p>
+      <w:pPr>
+        <w:spacing w:line="324" w:lineRule="auto" w:before="200" w:after="80"/>
+      </w:pPr>
+      <w:r>
+        <w:rPr w:rFonts="맑은 고딕">
+          <w:rFonts w:ascii="맑은 고딕" w:hAnsi="맑은 고딕" w:eastAsia="맑은 고딕"/>
+          <w:b/>
+          <w:color w:val="1E3A8A"/>
+          <w:sz w:val="24"/>
+        </w:rPr>
+        <w:t>4. 주요 수록곡 및 감상 제언</w:t>
+      </w:r>
+    </w:p>
+    <w:p>
+      <w:pPr>
+        <w:spacing w:line="324" w:lineRule="auto" w:after="80"/>
+      </w:pPr>
+      <w:r>
+        <w:rPr w:rFonts="맑은 고딕">
+          <w:rFonts w:ascii="맑은 고딕" w:hAnsi="맑은 고딕" w:eastAsia="맑은 고딕"/>
+          <w:b w:val="0"/>
+          <w:color w:val="6B7280"/>
+          <w:sz w:val="21"/>
+        </w:rPr>
+        <w:t xml:space="preserve">· </w:t>
+      </w:r>
+      <w:r>
+        <w:rPr w:rFonts="맑은 고딕">
+          <w:rFonts w:ascii="맑은 고딕" w:hAnsi="맑은 고딕" w:eastAsia="맑은 고딕"/>
+          <w:b/>
+          <w:color w:val="1F2937"/>
+          <w:sz w:val="21"/>
+        </w:rPr>
+        <w:t xml:space="preserve">주요 수록곡 특징: </w:t>
+      </w:r>
+      <w:r>
+        <w:rPr w:rFonts="맑은 고딕">
+          <w:rFonts w:ascii="맑은 고딕" w:hAnsi="맑은 고딕" w:eastAsia="맑은 고딕"/>
+          <w:b w:val="0"/>
+          <w:sz w:val="21"/>
+        </w:rPr>
+        <w:t>터질 듯한 베이스라인과 호소력 짙은 보컬이 심장을 두드리는 'One Way Ticket'을 정점으로, 리드미컬한 비트와 서정적 멜로디가 절묘한 균형을 이루는 히트 넘버들이 쉼 없이 귀를 사로잡습니다. 곡마다 뚜렷한 개성을 발산하면서도 LP 한 면 전체가 물 흐르듯 이어지는 세련된 유기성이 돋보입니다.</w:t>
+      </w:r>
+    </w:p>
+    <w:p>
+      <w:pPr>
+        <w:spacing w:line="324" w:lineRule="auto" w:after="80"/>
+      </w:pPr>
+      <w:r>
+        <w:rPr w:rFonts="맑은 고딕">
+          <w:rFonts w:ascii="맑은 고딕" w:hAnsi="맑은 고딕" w:eastAsia="맑은 고딕"/>
+          <w:b w:val="0"/>
+          <w:color w:val="6B7280"/>
+          <w:sz w:val="21"/>
+        </w:rPr>
+        <w:t xml:space="preserve">· </w:t>
+      </w:r>
+      <w:r>
+        <w:rPr w:rFonts="맑은 고딕">
+          <w:rFonts w:ascii="맑은 고딕" w:hAnsi="맑은 고딕" w:eastAsia="맑은 고딕"/>
+          <w:b/>
+          <w:color w:val="1F2937"/>
+          <w:sz w:val="21"/>
+        </w:rPr>
+        <w:t xml:space="preserve">빈티지 감상 제언: </w:t>
+      </w:r>
+      <w:r>
+        <w:rPr w:rFonts="맑은 고딕">
+          <w:rFonts w:ascii="맑은 고딕" w:hAnsi="맑은 고딕" w:eastAsia="맑은 고딕"/>
+          <w:b w:val="0"/>
+          <w:sz w:val="21"/>
+        </w:rPr>
+        <w:t>진공관 앰프의 따뜻한 배음 속에서 턴테이블 카트리지가 긁어내는 묵직한 아날로그 킥 드럼과 브라스의 질감에 귀 기울여 보시길 권합니다. 디지털 음원에서는 결코 흉내 낼 수 없는 바이닐 특유의 두툼하고 풍성한 공간감이 마치 40년 전 음악 감상실 한가운데 앉아 있는 듯한 황홀한 현장감을 선사합니다.</w:t>
+      </w:r>
+    </w:p>
+    <w:p>
+      <w:pPr>
+        <w:spacing w:line="324" w:lineRule="auto" w:after="80"/>
+      </w:pPr>
+      <w:r>
+        <w:rPr w:rFonts="맑은 고딕">
+          <w:rFonts w:ascii="맑은 고딕" w:hAnsi="맑은 고딕" w:eastAsia="맑은 고딕"/>
+          <w:b w:val="0"/>
+          <w:color w:val="6B7280"/>
+          <w:sz w:val="21"/>
+        </w:rPr>
+        <w:t xml:space="preserve">· </w:t>
+      </w:r>
+      <w:r>
+        <w:rPr w:rFonts="맑은 고딕">
+          <w:rFonts w:ascii="맑은 고딕" w:hAnsi="맑은 고딕" w:eastAsia="맑은 고딕"/>
+          <w:b/>
+          <w:color w:val="1F2937"/>
+          <w:sz w:val="21"/>
+        </w:rPr>
+        <w:t xml:space="preserve">소장 가치: </w:t>
+      </w:r>
+      <w:r>
+        <w:rPr w:rFonts="맑은 고딕">
+          <w:rFonts w:ascii="맑은 고딕" w:hAnsi="맑은 고딕" w:eastAsia="맑은 고딕"/>
+          <w:b w:val="0"/>
+          <w:sz w:val="21"/>
+        </w:rPr>
+        <w:t>한 시대를 풍미한 불멸의 트랙들을 오리지널 LP 특유의 생생한 질감으로 오롯이 소장할 수 있다는 점에서, 빈티지 팝 컬렉터와 아날로그 애호가에게 세월을 초월한 찬란한 타임캡슐이 되어줄 명반입니다.</w:t>
+      </w:r>
+    </w:p>
+    <w:p>
+      <w:pPr>
+        <w:spacing w:line="324" w:lineRule="auto" w:after="120" w:before="160"/>
+      </w:pPr>
+      <w:r>
+        <w:rPr w:rFonts="맑은 고딕">
+          <w:rFonts w:ascii="맑은 고딕" w:hAnsi="맑은 고딕" w:eastAsia="맑은 고딕"/>
+          <w:b/>
+          <w:color w:val="4338CA"/>
+          <w:sz w:val="21"/>
+        </w:rPr>
+        <w:t>이 음반을 통해 턴테이블의 회전 속에 아련히 피어오르는 찬란했던 청춘의 리듬과 아날로그 사운드가 전해주는 감동을 다시 한번 경험해 보시는 것은 어떨까요?</w:t>
       </w:r>
     </w:p>
     <w:sectPr>
       <w:pgSz w:w="12240" w:h="15840"/>
-      <w:pgMar w:top="1440" w:right="1440" w:bottom="1440" w:left="1440" w:header="720" w:footer="720" w:gutter="0"/>
+      <w:pgMar w:top="1152" w:right="1296" w:bottom="1152" w:left="1296" w:header="720" w:footer="720" w:gutter="0"/>
       <w:cols w:space="720"/>
       <w:docGrid w:linePitch="360"/>
     </w:sectPr>

--- a/word_reports/LP_0038_위치_342_Various Artists_Golden To.docx
+++ b/word_reports/LP_0038_위치_342_Various Artists_Golden To.docx
@@ -32,7 +32,7 @@
     </w:p>
     <w:p>
       <w:pPr>
-        <w:spacing w:line="324" w:lineRule="auto" w:before="80" w:after="160"/>
+        <w:spacing w:line="324" w:lineRule="auto" w:before="80" w:after="120"/>
       </w:pPr>
       <w:r>
         <w:rPr w:rFonts="맑은 고딕">
@@ -42,13 +42,6 @@
           <w:sz w:val="22"/>
         </w:rPr>
         <w:t xml:space="preserve">[음반 소개] </w:t>
-      </w:r>
-      <w:r>
-        <w:rPr w:rFonts="맑은 고딕">
-          <w:rFonts w:ascii="맑은 고딕" w:hAnsi="맑은 고딕" w:eastAsia="맑은 고딕"/>
-          <w:b w:val="0"/>
-          <w:sz w:val="21"/>
-        </w:rPr>
       </w:r>
     </w:p>
     <w:p>
@@ -61,7 +54,33 @@
           <w:b w:val="0"/>
           <w:sz w:val="21"/>
         </w:rPr>
-        <w:t>1970년대 후반과 80년대 초, 화려한 디스코의 물결과 서정적인 팝 선율이 교차하던 찬란한 황금기의 정취를 고스란히 담아낸 기념비적인 옴니버스 음반입니다. 전 세계를 뒤흔든 이럽션(Eruption)의 불후의 명곡 'One Way Ticket'을 필두로, 시대를 풍미했던 당대 톱 히트곡들이 아날로그 그루브 속에 유려하게 흐릅니다. 낡은 턴테이블의 바늘이 미끄러질 때마다 피어오르는 그 시절의 낭만과 고동은 반세기가 흐른 오늘날에도 가슴 뭉클한 전율로 다가옵니다. 음악이 삶의 가장 순수한 위안이자 탈출구였던 시대의 찬란한 유산을 품격 있게 증언하는 소중한 바이닐입니다.</w:t>
+        <w:t>1970년대 후반에서 1980년대 초입으로 이어지는 시기는 팝 음악사에서 가장 찬란하고도 역동적인 리듬의 폭발기였습니다. 디스코의 찬란한 불빛과 팝 멜로디의 서정성이 행복한 교차점을 이루던 이 시절, 컴필레이션 바이닐 음반은 단순히 여러 곡을 엮은 상품을 넘어 당대 청춘들의 심장을 뛰게 했던 문화적 모음집이자 시대의 자화상이었습니다. 본 앨범 《Golden Top Hits - One Way Ticket》은 제목이 대변하듯, 되돌아갈 수 없는 젊음의 찬란한 순간들을 한 장의 바이닐에 오롯이 담아낸 기념비적인 옴니버스 명반입니다.</w:t>
+      </w:r>
+    </w:p>
+    <w:p>
+      <w:pPr>
+        <w:spacing w:line="324" w:lineRule="auto" w:after="120"/>
+      </w:pPr>
+      <w:r>
+        <w:rPr w:rFonts="맑은 고딕">
+          <w:rFonts w:ascii="맑은 고딕" w:hAnsi="맑은 고딕" w:eastAsia="맑은 고딕"/>
+          <w:b w:val="0"/>
+          <w:sz w:val="21"/>
+        </w:rPr>
+        <w:t>타이틀곡으로 전면에 배치된 'One Way Ticket'을 비롯한 수록곡들은 고단했던 일상을 벗어나 자유를 갈망하던 이들에게 일종의 비상구 역할을 해주었습니다. 원곡이 지닌 로큰롤의 뼈대 위에 유로 디스코 특유의 유려한 베이스라인과 극적인 신시사이저를 덧입힌 이 사운드는, 단순한 댄스 플로어의 열기를 넘어 인간 내면의 짙은 고독과 그리움을 리드미컬한 역설로 승화시키는 예술적 묘미를 보여줍니다. 음반에 참여한 다양한 아티스트들은 각자의 독창적인 음악 언어로 사랑의 열병과 이별의 아픔, 그리고 삶에 대한 찬가를 드라마틱하게 펼쳐 보입니다.</w:t>
+      </w:r>
+    </w:p>
+    <w:p>
+      <w:pPr>
+        <w:spacing w:line="324" w:lineRule="auto" w:after="120"/>
+      </w:pPr>
+      <w:r>
+        <w:rPr w:rFonts="맑은 고딕">
+          <w:rFonts w:ascii="맑은 고딕" w:hAnsi="맑은 고딕" w:eastAsia="맑은 고딕"/>
+          <w:b w:val="0"/>
+          <w:sz w:val="21"/>
+        </w:rPr>
+        <w:t>세월이 흘러 수많은 디지털 음원이 범람하는 오늘날에도 이 음반이 각별한 울림을 주는 이유는, 바이닐의 소리골마다 아로새겨진 특유의 질감 때문입니다. 턴테이블의 바늘이 회전반 위를 미끄러질 때 흘러나오는 농밀한 브라스 사운드와 진득한 베이스는 그 시절 종로와 명동의 음악다방, 혹은 밤하늘을 수놓던 라디오 심야 방송의 감성을 고스란히 복원해 냅니다. 이는 유행가라는 찰나의 소비재를 넘어, 시대를 관통하며 호흡해 온 정통 팝 음악만이 지닐 수 있는 불멸의 아우라이자 서정적 유산입니다.</w:t>
       </w:r>
     </w:p>
     <w:p>
@@ -168,7 +187,7 @@
           <w:b w:val="0"/>
           <w:sz w:val="21"/>
         </w:rPr>
-        <w:t>1970년대 후반에서 1980년대 초반, 전 세계 음악 차트를 석권하던 유로 디스코와 영미권 탑차트 명곡들을 엄선하여 음악 애호가들을 위해 기획·발매된 정통 히트 컴필레이션 앨범입니다.</w:t>
+        <w:t>1970년대 말~1980년대 초 전 세계를 풍미했던 글로벌 메가 히트 팝 넘버들을 엄선하여 정식 라이선스로 기획·발매된 정통 히트 옴니버스 LP</w:t>
       </w:r>
     </w:p>
     <w:p>
@@ -199,7 +218,7 @@
           <w:b w:val="0"/>
           <w:sz w:val="21"/>
         </w:rPr>
-        <w:t>타이틀 트랙 'One Way Ticket'의 메가 히트와 함께 발매 당시 국내외 라이선스 및 편집 음반 시장에서 폭발적인 판매고를 기록하며 대중음악 감상실과 라디오 신청곡의 단골 레퍼토리로 군림했습니다.</w:t>
+        <w:t>발매 당시 전국의 레코드 숍과 음악다방의 신청곡 차트를 휩쓸며 공전의 히트를 기록하였고, 대중적인 대형 판매고를 올리며 스테디셀러로 군림함</w:t>
       </w:r>
     </w:p>
     <w:p>
@@ -230,7 +249,7 @@
           <w:b w:val="0"/>
           <w:sz w:val="21"/>
         </w:rPr>
-        <w:t>수록곡 다수가 빌보드 핫 100 및 영국 UK 싱글 차트 최상위권에 오르고 골드 및 플래티넘 인증을 획득했던 검증된 마스터피스들로, 당대 팝 씬의 최고 권위를 증명하는 트랙들로 구성되었습니다.</w:t>
+        <w:t>빌보드 핫 100 및 영국 UK 싱글 차트 최상위권을 장악했던 당대 최고 권위의 히트곡들이 망라되어 대중성과 음악성을 동시에 공인받음</w:t>
       </w:r>
     </w:p>
     <w:p>
@@ -275,7 +294,7 @@
           <w:b w:val="0"/>
           <w:sz w:val="21"/>
         </w:rPr>
-        <w:t>다국적 (영국, 미국, 유럽 등)</w:t>
+        <w:t>다국적 (미국, 영국, 유럽 연합)</w:t>
       </w:r>
     </w:p>
     <w:p>
@@ -306,7 +325,7 @@
           <w:b w:val="0"/>
           <w:sz w:val="21"/>
         </w:rPr>
-        <w:t>1970년대~1980년대 (수록 아티스트 전성기 기준)</w:t>
+        <w:t>1970년대 ~ 1980년대 (해당 황금기 활동 아티스트 연합)</w:t>
       </w:r>
     </w:p>
     <w:p>
@@ -337,7 +356,7 @@
           <w:b w:val="0"/>
           <w:sz w:val="21"/>
         </w:rPr>
-        <w:t>옴니버스 (솔로 및 그룹 다수 참여)</w:t>
+        <w:t>옴니버스 (Various Artists - 솔로 및 보컬/디스코 그룹 연합)</w:t>
       </w:r>
     </w:p>
     <w:p>
@@ -368,7 +387,7 @@
           <w:b w:val="0"/>
           <w:sz w:val="21"/>
         </w:rPr>
-        <w:t>유로 디스코의 전설 이럽션(Eruption)을 비롯하여 당대 글로벌 팝 씬을 주도하던 정상급 음악가들이 대거 포진해 있습니다. 흑인 영가적 소울의 폭발력과 정교한 신시사이저 사운드, 감각적인 멜로디 메이킹으로 팝 음악의 황금기를 이룩한 거장들의 다채로운 음악적 스펙트럼을 한자리에서 만끽할 수 있습니다.</w:t>
+        <w:t>팝과 디스코, 소프트 록의 황금기를 이끌었던 전설적인 아티스트들의 정수를 집대성했습니다. 닐 세다카의 원곡을 탁월한 감각으로 재해석한 이럽션(Eruption)을 비롯하여, 당대 팝 씬의 정점에 섰던 뮤지션들이 펼쳐내는 보컬 하모니와 편곡의 미학은 현대 대중음악의 든든한 밑거름이 되었습니다.</w:t>
       </w:r>
     </w:p>
     <w:p>
@@ -413,7 +432,7 @@
           <w:b w:val="0"/>
           <w:sz w:val="21"/>
         </w:rPr>
-        <w:t>단일 아티스트 앨범을 넘어서, 디스코와 팝이 융합하며 현대 대중음악의 전형을 정립하던 전환기 대중문화를 가장 밀도 있게 포착해 낸 사료적 가치를 지닙니다.</w:t>
+        <w:t>1970년대 후반 유로 디스코 열풍과 스탠더드 팝의 완벽한 융합을 증명하는 사료적 가치를 지니며, 국내 팝 음악 수용사에서 대중적 저변을 비약적으로 넓힌 핵심적인 앨범입니다.</w:t>
       </w:r>
     </w:p>
     <w:p>
@@ -444,7 +463,7 @@
           <w:b w:val="0"/>
           <w:sz w:val="21"/>
         </w:rPr>
-        <w:t>명동과 종로의 음악다방, 청춘들이 모여들던 롤러스케이트장과 심야 라디오 프로그램의 시그널처럼 울려 퍼지던 선율들이 빼곡합니다. 치열하고 분주했던 시대적 공기 속에서도 턴테이블 위에서만큼은 자유와 낭만을 꿈꾸었던 한국 청년 문화의 풋풋한 숨결과 추억이 진하게 묻어납니다.</w:t>
+        <w:t>통행금지와 암울했던 사회적 분위기 속에서도 음악다방의 턴테이블과 롤러스케이트장을 뜨겁게 달구며 젊은 세대에게 해방감과 낭만을 선사했던 시대의 순수한 열정이 서려 있습니다.</w:t>
       </w:r>
     </w:p>
     <w:p>
@@ -489,7 +508,7 @@
           <w:b w:val="0"/>
           <w:sz w:val="21"/>
         </w:rPr>
-        <w:t>터질 듯한 베이스라인과 호소력 짙은 보컬이 심장을 두드리는 'One Way Ticket'을 정점으로, 리드미컬한 비트와 서정적 멜로디가 절묘한 균형을 이루는 히트 넘버들이 쉼 없이 귀를 사로잡습니다. 곡마다 뚜렷한 개성을 발산하면서도 LP 한 면 전체가 물 흐르듯 이어지는 세련된 유기성이 돋보입니다.</w:t>
+        <w:t>폭발적인 리듬과 호소력 짙은 보컬이 절묘하게 교차하는 'One Way Ticket'은 물론, 감미로운 멜로디의 팝 발라드와 그루브 넘치는 댄스 넘버들이 유기적으로 배열되어 한 편의 드라마 같은 완결성을 선사합니다.</w:t>
       </w:r>
     </w:p>
     <w:p>
@@ -520,7 +539,7 @@
           <w:b w:val="0"/>
           <w:sz w:val="21"/>
         </w:rPr>
-        <w:t>진공관 앰프의 따뜻한 배음 속에서 턴테이블 카트리지가 긁어내는 묵직한 아날로그 킥 드럼과 브라스의 질감에 귀 기울여 보시길 권합니다. 디지털 음원에서는 결코 흉내 낼 수 없는 바이닐 특유의 두툼하고 풍성한 공간감이 마치 40년 전 음악 감상실 한가운데 앉아 있는 듯한 황홀한 현장감을 선사합니다.</w:t>
+        <w:t>진공관 앰프의 온기를 거쳐 울려 퍼지는 탄탄한 아날로그 킥 드럼과 따스한 현악 세션의 잔향은 디지털 사운드가 결코 흉내 낼 수 없는 입체적인 공간감과 아날로그적 쾌감을 안겨줍니다.</w:t>
       </w:r>
     </w:p>
     <w:p>
@@ -551,7 +570,7 @@
           <w:b w:val="0"/>
           <w:sz w:val="21"/>
         </w:rPr>
-        <w:t>한 시대를 풍미한 불멸의 트랙들을 오리지널 LP 특유의 생생한 질감으로 오롯이 소장할 수 있다는 점에서, 빈티지 팝 컬렉터와 아날로그 애호가에게 세월을 초월한 찬란한 타임캡슐이 되어줄 명반입니다.</w:t>
+        <w:t>그 시절 청춘들의 감성을 지배했던 골든 레퍼토리를 원판 바이닐 특유의 생생하고 깊이 있는 소리골로 간직할 수 있어, 클래식 팝 컬렉터에게는 절대 놓칠 수 없는 귀중한 음향적 보물입니다.</w:t>
       </w:r>
     </w:p>
     <w:p>
@@ -565,7 +584,7 @@
           <w:color w:val="4338CA"/>
           <w:sz w:val="21"/>
         </w:rPr>
-        <w:t>이 음반을 통해 턴테이블의 회전 속에 아련히 피어오르는 찬란했던 청춘의 리듬과 아날로그 사운드가 전해주는 감동을 다시 한번 경험해 보시는 것은 어떨까요?</w:t>
+        <w:t>이 음반을 통해 아날로그의 따뜻한 숨결과 불멸의 선율이 전해주는 감동을 다시 한번 경험해 보시는 것은 어떨까요?</w:t>
       </w:r>
     </w:p>
     <w:sectPr>
